--- a/选题一_益智消除网页游戏/设计文档_实验二/04_需求编号抽查表与验证证据.docx
+++ b/选题一_益智消除网页游戏/设计文档_实验二/04_需求编号抽查表与验证证据.docx
@@ -7046,7 +7046,7 @@
                 <w:rFonts w:ascii="微软雅黑" w:hAnsi="微软雅黑" w:eastAsia="微软雅黑"/>
                 <w:sz w:val="18"/>
               </w:rPr>
-              <w:t>棋盘生成、匹配分组、合法性、结算、洗牌、道具</w:t>
+              <w:t>棋盘生成、匹配分组、合法性、结算、洗牌、道具，以及索引与判定工具函数</w:t>
             </w:r>
           </w:p>
         </w:tc>
@@ -7061,7 +7061,7 @@
                 <w:rFonts w:ascii="微软雅黑" w:hAnsi="微软雅黑" w:eastAsia="微软雅黑"/>
                 <w:sz w:val="18"/>
               </w:rPr>
-              <w:t>MOD-04、API-01~API-11、FLOW-02/03/04</w:t>
+              <w:t>MOD-04、API-01~API-11、API-45~API-51、FLOW-02/03/04</w:t>
             </w:r>
           </w:p>
         </w:tc>

--- a/选题一_益智消除网页游戏/设计文档_实验二/04_需求编号抽查表与验证证据.docx
+++ b/选题一_益智消除网页游戏/设计文档_实验二/04_需求编号抽查表与验证证据.docx
@@ -6795,7 +6795,7 @@
                 <w:rFonts w:ascii="Consolas" w:hAnsi="Consolas" w:eastAsia="Consolas"/>
                 <w:sz w:val="18"/>
               </w:rPr>
-              <w:t>src/config.js</w:t>
+              <w:t>index.html</w:t>
             </w:r>
           </w:p>
         </w:tc>
@@ -6810,7 +6810,7 @@
                 <w:rFonts w:ascii="微软雅黑" w:hAnsi="微软雅黑" w:eastAsia="微软雅黑"/>
                 <w:sz w:val="18"/>
               </w:rPr>
-              <w:t>1.9 KB</w:t>
+              <w:t>7.2 KB</w:t>
             </w:r>
           </w:p>
         </w:tc>
@@ -6825,7 +6825,7 @@
                 <w:rFonts w:ascii="微软雅黑" w:hAnsi="微软雅黑" w:eastAsia="微软雅黑"/>
                 <w:sz w:val="18"/>
               </w:rPr>
-              <w:t>计分/星级/经济/动画常量与派生函数</w:t>
+              <w:t>6 个页面容器 + 引导遮罩 + 提示条 + 确认弹窗</w:t>
             </w:r>
           </w:p>
         </w:tc>
@@ -6840,7 +6840,7 @@
                 <w:rFonts w:ascii="微软雅黑" w:hAnsi="微软雅黑" w:eastAsia="微软雅黑"/>
                 <w:sz w:val="18"/>
               </w:rPr>
-              <w:t>MOD-01、§4.2</w:t>
+              <w:t>MOD-07、UI-01、§8.1</w:t>
             </w:r>
           </w:p>
         </w:tc>
@@ -6857,7 +6857,7 @@
                 <w:rFonts w:ascii="Consolas" w:hAnsi="Consolas" w:eastAsia="Consolas"/>
                 <w:sz w:val="18"/>
               </w:rPr>
-              <w:t>src/score.js</w:t>
+              <w:t>styles.css</w:t>
             </w:r>
           </w:p>
         </w:tc>
@@ -6872,7 +6872,7 @@
                 <w:rFonts w:ascii="微软雅黑" w:hAnsi="微软雅黑" w:eastAsia="微软雅黑"/>
                 <w:sz w:val="18"/>
               </w:rPr>
-              <w:t>1.4 KB</w:t>
+              <w:t>9.6 KB</w:t>
             </w:r>
           </w:p>
         </w:tc>
@@ -6884,38 +6884,10 @@
             <w:r/>
             <w:r>
               <w:rPr>
-                <w:rFonts w:ascii="Consolas" w:hAnsi="Consolas" w:eastAsia="Consolas"/>
-                <w:sz w:val="18"/>
-              </w:rPr>
-              <w:t>comboScore</w:t>
-            </w:r>
-            <w:r>
-              <w:rPr>
-                <w:rFonts w:ascii="微软雅黑" w:hAnsi="微软雅黑" w:eastAsia="微软雅黑"/>
-                <w:sz w:val="18"/>
-              </w:rPr>
-              <w:t xml:space="preserve"> / </w:t>
-            </w:r>
-            <w:r>
-              <w:rPr>
-                <w:rFonts w:ascii="Consolas" w:hAnsi="Consolas" w:eastAsia="Consolas"/>
-                <w:sz w:val="18"/>
-              </w:rPr>
-              <w:t>finalScore</w:t>
-            </w:r>
-            <w:r>
-              <w:rPr>
-                <w:rFonts w:ascii="微软雅黑" w:hAnsi="微软雅黑" w:eastAsia="微软雅黑"/>
-                <w:sz w:val="18"/>
-              </w:rPr>
-              <w:t xml:space="preserve"> / </w:t>
-            </w:r>
-            <w:r>
-              <w:rPr>
-                <w:rFonts w:ascii="Consolas" w:hAnsi="Consolas" w:eastAsia="Consolas"/>
-                <w:sz w:val="18"/>
-              </w:rPr>
-              <w:t>starsFor</w:t>
+                <w:rFonts w:ascii="微软雅黑" w:hAnsi="微软雅黑" w:eastAsia="微软雅黑"/>
+                <w:sz w:val="18"/>
+              </w:rPr>
+              <w:t>移动优先样式；触控目标 ≥44 px；≥360×640 自适应</w:t>
             </w:r>
           </w:p>
         </w:tc>
@@ -6930,7 +6902,7 @@
                 <w:rFonts w:ascii="微软雅黑" w:hAnsi="微软雅黑" w:eastAsia="微软雅黑"/>
                 <w:sz w:val="18"/>
               </w:rPr>
-              <w:t>MOD-02、API-12~API-14</w:t>
+              <w:t>UI-08、NFR-02b/03c</w:t>
             </w:r>
           </w:p>
         </w:tc>
@@ -6947,7 +6919,7 @@
                 <w:rFonts w:ascii="Consolas" w:hAnsi="Consolas" w:eastAsia="Consolas"/>
                 <w:sz w:val="18"/>
               </w:rPr>
-              <w:t>src/levels.js</w:t>
+              <w:t>sw.js</w:t>
             </w:r>
           </w:p>
         </w:tc>
@@ -6962,7 +6934,7 @@
                 <w:rFonts w:ascii="微软雅黑" w:hAnsi="微软雅黑" w:eastAsia="微软雅黑"/>
                 <w:sz w:val="18"/>
               </w:rPr>
-              <w:t>5.1 KB</w:t>
+              <w:t>2.8 KB</w:t>
             </w:r>
           </w:p>
         </w:tc>
@@ -6977,14 +6949,7 @@
                 <w:rFonts w:ascii="微软雅黑" w:hAnsi="微软雅黑" w:eastAsia="微软雅黑"/>
                 <w:sz w:val="18"/>
               </w:rPr>
-              <w:t>3 章 × 10 关配置、</w:t>
-            </w:r>
-            <w:r>
-              <w:rPr>
-                <w:rFonts w:ascii="Consolas" w:hAnsi="Consolas" w:eastAsia="Consolas"/>
-                <w:sz w:val="18"/>
-              </w:rPr>
-              <w:t>validateLevel</w:t>
+              <w:t>预缓存 + cache-first 后台更新 + 版本清理 + 版本回报</w:t>
             </w:r>
           </w:p>
         </w:tc>
@@ -6999,7 +6964,7 @@
                 <w:rFonts w:ascii="微软雅黑" w:hAnsi="微软雅黑" w:eastAsia="微软雅黑"/>
                 <w:sz w:val="18"/>
               </w:rPr>
-              <w:t>MOD-03、DATA-01、API-15/API-16</w:t>
+              <w:t>MOD-09、API-38~API-41、FLOW-01</w:t>
             </w:r>
           </w:p>
         </w:tc>
@@ -7016,7 +6981,7 @@
                 <w:rFonts w:ascii="Consolas" w:hAnsi="Consolas" w:eastAsia="Consolas"/>
                 <w:sz w:val="18"/>
               </w:rPr>
-              <w:t>src/board.js</w:t>
+              <w:t>src/config.js</w:t>
             </w:r>
           </w:p>
         </w:tc>
@@ -7031,7 +6996,7 @@
                 <w:rFonts w:ascii="微软雅黑" w:hAnsi="微软雅黑" w:eastAsia="微软雅黑"/>
                 <w:sz w:val="18"/>
               </w:rPr>
-              <w:t>16.4 KB</w:t>
+              <w:t>1.9 KB</w:t>
             </w:r>
           </w:p>
         </w:tc>
@@ -7046,7 +7011,7 @@
                 <w:rFonts w:ascii="微软雅黑" w:hAnsi="微软雅黑" w:eastAsia="微软雅黑"/>
                 <w:sz w:val="18"/>
               </w:rPr>
-              <w:t>棋盘生成、匹配分组、合法性、结算、洗牌、道具，以及索引与判定工具函数</w:t>
+              <w:t>计分/星级/经济/动画常量与派生函数</w:t>
             </w:r>
           </w:p>
         </w:tc>
@@ -7061,7 +7026,7 @@
                 <w:rFonts w:ascii="微软雅黑" w:hAnsi="微软雅黑" w:eastAsia="微软雅黑"/>
                 <w:sz w:val="18"/>
               </w:rPr>
-              <w:t>MOD-04、API-01~API-11、API-45~API-51、FLOW-02/03/04</w:t>
+              <w:t>MOD-01、§4.2</w:t>
             </w:r>
           </w:p>
         </w:tc>
@@ -7078,7 +7043,7 @@
                 <w:rFonts w:ascii="Consolas" w:hAnsi="Consolas" w:eastAsia="Consolas"/>
                 <w:sz w:val="18"/>
               </w:rPr>
-              <w:t>src/storage.js</w:t>
+              <w:t>src/score.js</w:t>
             </w:r>
           </w:p>
         </w:tc>
@@ -7093,7 +7058,7 @@
                 <w:rFonts w:ascii="微软雅黑" w:hAnsi="微软雅黑" w:eastAsia="微软雅黑"/>
                 <w:sz w:val="18"/>
               </w:rPr>
-              <w:t>5.5 KB</w:t>
+              <w:t>1.4 KB</w:t>
             </w:r>
           </w:p>
         </w:tc>
@@ -7105,10 +7070,38 @@
             <w:r/>
             <w:r>
               <w:rPr>
-                <w:rFonts w:ascii="微软雅黑" w:hAnsi="微软雅黑" w:eastAsia="微软雅黑"/>
-                <w:sz w:val="18"/>
-              </w:rPr>
-              <w:t>存档校验/归一化/迁移/原子写/损坏备份/降级</w:t>
+                <w:rFonts w:ascii="Consolas" w:hAnsi="Consolas" w:eastAsia="Consolas"/>
+                <w:sz w:val="18"/>
+              </w:rPr>
+              <w:t>comboScore</w:t>
+            </w:r>
+            <w:r>
+              <w:rPr>
+                <w:rFonts w:ascii="微软雅黑" w:hAnsi="微软雅黑" w:eastAsia="微软雅黑"/>
+                <w:sz w:val="18"/>
+              </w:rPr>
+              <w:t xml:space="preserve"> / </w:t>
+            </w:r>
+            <w:r>
+              <w:rPr>
+                <w:rFonts w:ascii="Consolas" w:hAnsi="Consolas" w:eastAsia="Consolas"/>
+                <w:sz w:val="18"/>
+              </w:rPr>
+              <w:t>finalScore</w:t>
+            </w:r>
+            <w:r>
+              <w:rPr>
+                <w:rFonts w:ascii="微软雅黑" w:hAnsi="微软雅黑" w:eastAsia="微软雅黑"/>
+                <w:sz w:val="18"/>
+              </w:rPr>
+              <w:t xml:space="preserve"> / </w:t>
+            </w:r>
+            <w:r>
+              <w:rPr>
+                <w:rFonts w:ascii="Consolas" w:hAnsi="Consolas" w:eastAsia="Consolas"/>
+                <w:sz w:val="18"/>
+              </w:rPr>
+              <w:t>starsFor</w:t>
             </w:r>
           </w:p>
         </w:tc>
@@ -7123,7 +7116,7 @@
                 <w:rFonts w:ascii="微软雅黑" w:hAnsi="微软雅黑" w:eastAsia="微软雅黑"/>
                 <w:sz w:val="18"/>
               </w:rPr>
-              <w:t>MOD-05、API-17~API-20、DATA-03、FLOW-07</w:t>
+              <w:t>MOD-02、API-12~API-14</w:t>
             </w:r>
           </w:p>
         </w:tc>
@@ -7140,7 +7133,7 @@
                 <w:rFonts w:ascii="Consolas" w:hAnsi="Consolas" w:eastAsia="Consolas"/>
                 <w:sz w:val="18"/>
               </w:rPr>
-              <w:t>tests/logic.test.mjs</w:t>
+              <w:t>src/levels.js</w:t>
             </w:r>
           </w:p>
         </w:tc>
@@ -7155,7 +7148,7 @@
                 <w:rFonts w:ascii="微软雅黑" w:hAnsi="微软雅黑" w:eastAsia="微软雅黑"/>
                 <w:sz w:val="18"/>
               </w:rPr>
-              <w:t>16.1 KB</w:t>
+              <w:t>5.1 KB</w:t>
             </w:r>
           </w:p>
         </w:tc>
@@ -7170,7 +7163,14 @@
                 <w:rFonts w:ascii="微软雅黑" w:hAnsi="微软雅黑" w:eastAsia="微软雅黑"/>
                 <w:sz w:val="18"/>
               </w:rPr>
-              <w:t>64 项断言（含边界与属性测试）</w:t>
+              <w:t>3 章 × 10 关配置、</w:t>
+            </w:r>
+            <w:r>
+              <w:rPr>
+                <w:rFonts w:ascii="Consolas" w:hAnsi="Consolas" w:eastAsia="Consolas"/>
+                <w:sz w:val="18"/>
+              </w:rPr>
+              <w:t>validateLevel</w:t>
             </w:r>
           </w:p>
         </w:tc>
@@ -7185,7 +7185,7 @@
                 <w:rFonts w:ascii="微软雅黑" w:hAnsi="微软雅黑" w:eastAsia="微软雅黑"/>
                 <w:sz w:val="18"/>
               </w:rPr>
-              <w:t>第 13 章 TEST-01~TEST-04/TEST-08</w:t>
+              <w:t>MOD-03、DATA-01、API-15/API-16</w:t>
             </w:r>
           </w:p>
         </w:tc>
@@ -7202,7 +7202,7 @@
                 <w:rFonts w:ascii="Consolas" w:hAnsi="Consolas" w:eastAsia="Consolas"/>
                 <w:sz w:val="18"/>
               </w:rPr>
-              <w:t>tests/sim-player.mjs</w:t>
+              <w:t>src/board.js</w:t>
             </w:r>
           </w:p>
         </w:tc>
@@ -7217,7 +7217,7 @@
                 <w:rFonts w:ascii="微软雅黑" w:hAnsi="微软雅黑" w:eastAsia="微软雅黑"/>
                 <w:sz w:val="18"/>
               </w:rPr>
-              <w:t>2.8 KB</w:t>
+              <w:t>16.4 KB</w:t>
             </w:r>
           </w:p>
         </w:tc>
@@ -7232,7 +7232,7 @@
                 <w:rFonts w:ascii="微软雅黑" w:hAnsi="微软雅黑" w:eastAsia="微软雅黑"/>
                 <w:sz w:val="18"/>
               </w:rPr>
-              <w:t>贪心 / 休闲模拟玩家</w:t>
+              <w:t>棋盘生成、匹配分组、合法性、结算、洗牌、道具，以及索引与判定工具函数</w:t>
             </w:r>
           </w:p>
         </w:tc>
@@ -7247,7 +7247,7 @@
                 <w:rFonts w:ascii="微软雅黑" w:hAnsi="微软雅黑" w:eastAsia="微软雅黑"/>
                 <w:sz w:val="18"/>
               </w:rPr>
-              <w:t>§8.3 模拟玩家模型（实验一）</w:t>
+              <w:t>MOD-04、API-01~API-11、API-45~API-51、FLOW-02/03/04</w:t>
             </w:r>
           </w:p>
         </w:tc>
@@ -7264,7 +7264,7 @@
                 <w:rFonts w:ascii="Consolas" w:hAnsi="Consolas" w:eastAsia="Consolas"/>
                 <w:sz w:val="18"/>
               </w:rPr>
-              <w:t>tests/calibrate-levels.mjs</w:t>
+              <w:t>src/storage.js</w:t>
             </w:r>
           </w:p>
         </w:tc>
@@ -7279,7 +7279,7 @@
                 <w:rFonts w:ascii="微软雅黑" w:hAnsi="微软雅黑" w:eastAsia="微软雅黑"/>
                 <w:sz w:val="18"/>
               </w:rPr>
-              <w:t>8.0 KB</w:t>
+              <w:t>5.5 KB</w:t>
             </w:r>
           </w:p>
         </w:tc>
@@ -7294,7 +7294,7 @@
                 <w:rFonts w:ascii="微软雅黑" w:hAnsi="微软雅黑" w:eastAsia="微软雅黑"/>
                 <w:sz w:val="18"/>
               </w:rPr>
-              <w:t>目标值与星级基准不动点校准</w:t>
+              <w:t>存档校验/归一化/迁移/原子写/损坏备份/降级</w:t>
             </w:r>
           </w:p>
         </w:tc>
@@ -7309,7 +7309,7 @@
                 <w:rFonts w:ascii="微软雅黑" w:hAnsi="微软雅黑" w:eastAsia="微软雅黑"/>
                 <w:sz w:val="18"/>
               </w:rPr>
-              <w:t>TEST-04、DATA-01</w:t>
+              <w:t>MOD-05、API-17~API-20、DATA-03、FLOW-07</w:t>
             </w:r>
           </w:p>
         </w:tc>
@@ -7326,7 +7326,7 @@
                 <w:rFonts w:ascii="Consolas" w:hAnsi="Consolas" w:eastAsia="Consolas"/>
                 <w:sz w:val="18"/>
               </w:rPr>
-              <w:t>tests/smoke.mjs</w:t>
+              <w:t>src/audio.js</w:t>
             </w:r>
           </w:p>
         </w:tc>
@@ -7341,7 +7341,7 @@
                 <w:rFonts w:ascii="微软雅黑" w:hAnsi="微软雅黑" w:eastAsia="微软雅黑"/>
                 <w:sz w:val="18"/>
               </w:rPr>
-              <w:t>2.0 KB</w:t>
+              <w:t>3.9 KB</w:t>
             </w:r>
           </w:p>
         </w:tc>
@@ -7356,7 +7356,7 @@
                 <w:rFonts w:ascii="微软雅黑" w:hAnsi="微软雅黑" w:eastAsia="微软雅黑"/>
                 <w:sz w:val="18"/>
               </w:rPr>
-              <w:t>启动与基本流程烟测</w:t>
+              <w:t>Web Audio 合成音效与 BGM、懒加载、静默降级</w:t>
             </w:r>
           </w:p>
         </w:tc>
@@ -7371,7 +7371,7 @@
                 <w:rFonts w:ascii="微软雅黑" w:hAnsi="微软雅黑" w:eastAsia="微软雅黑"/>
                 <w:sz w:val="18"/>
               </w:rPr>
-              <w:t>TEST-03</w:t>
+              <w:t>MOD-06、API-27~API-31、ERR-06</w:t>
             </w:r>
           </w:p>
         </w:tc>
@@ -7388,21 +7388,7 @@
                 <w:rFonts w:ascii="Consolas" w:hAnsi="Consolas" w:eastAsia="Consolas"/>
                 <w:sz w:val="18"/>
               </w:rPr>
-              <w:t>tests/calibration-table.md</w:t>
-            </w:r>
-            <w:r>
-              <w:rPr>
-                <w:rFonts w:ascii="微软雅黑" w:hAnsi="微软雅黑" w:eastAsia="微软雅黑"/>
-                <w:sz w:val="18"/>
-              </w:rPr>
-              <w:t xml:space="preserve"> / </w:t>
-            </w:r>
-            <w:r>
-              <w:rPr>
-                <w:rFonts w:ascii="Consolas" w:hAnsi="Consolas" w:eastAsia="Consolas"/>
-                <w:sz w:val="18"/>
-              </w:rPr>
-              <w:t>last-run-*.txt</w:t>
+              <w:t>src/ui.js</w:t>
             </w:r>
           </w:p>
         </w:tc>
@@ -7417,7 +7403,7 @@
                 <w:rFonts w:ascii="微软雅黑" w:hAnsi="微软雅黑" w:eastAsia="微软雅黑"/>
                 <w:sz w:val="18"/>
               </w:rPr>
-              <w:t>—</w:t>
+              <w:t>22.5 KB</w:t>
             </w:r>
           </w:p>
         </w:tc>
@@ -7432,7 +7418,7 @@
                 <w:rFonts w:ascii="微软雅黑" w:hAnsi="微软雅黑" w:eastAsia="微软雅黑"/>
                 <w:sz w:val="18"/>
               </w:rPr>
-              <w:t>校准输出与上次运行日志</w:t>
+              <w:t>Canvas 2D 渲染（颜色 + 形状双编码）、输入（点击/拖拽/键盘）、动画队列、输入锁、引导、横幅、确认弹窗</w:t>
             </w:r>
           </w:p>
         </w:tc>
@@ -7447,7 +7433,7 @@
                 <w:rFonts w:ascii="微软雅黑" w:hAnsi="微软雅黑" w:eastAsia="微软雅黑"/>
                 <w:sz w:val="18"/>
               </w:rPr>
-              <w:t>本文档第 3 节数据来源</w:t>
+              <w:t>MOD-07、API-32~API-37、UI-02~UI-05</w:t>
             </w:r>
           </w:p>
         </w:tc>
@@ -7464,6 +7450,610 @@
                 <w:rFonts w:ascii="Consolas" w:hAnsi="Consolas" w:eastAsia="Consolas"/>
                 <w:sz w:val="18"/>
               </w:rPr>
+              <w:t>src/main.js</w:t>
+            </w:r>
+          </w:p>
+        </w:tc>
+        <w:tc>
+          <w:tcPr>
+            <w:tcW w:type="dxa" w:w="2523"/>
+          </w:tcPr>
+          <w:p>
+            <w:r/>
+            <w:r>
+              <w:rPr>
+                <w:rFonts w:ascii="微软雅黑" w:hAnsi="微软雅黑" w:eastAsia="微软雅黑"/>
+                <w:sz w:val="18"/>
+              </w:rPr>
+              <w:t>20.7 KB</w:t>
+            </w:r>
+          </w:p>
+        </w:tc>
+        <w:tc>
+          <w:tcPr>
+            <w:tcW w:type="dxa" w:w="2523"/>
+          </w:tcPr>
+          <w:p>
+            <w:r/>
+            <w:r>
+              <w:rPr>
+                <w:rFonts w:ascii="微软雅黑" w:hAnsi="微软雅黑" w:eastAsia="微软雅黑"/>
+                <w:sz w:val="18"/>
+              </w:rPr>
+              <w:t>状态机、流程编排、结算与排行榜、存档时机、道具与引导编排</w:t>
+            </w:r>
+          </w:p>
+        </w:tc>
+        <w:tc>
+          <w:tcPr>
+            <w:tcW w:type="dxa" w:w="2523"/>
+          </w:tcPr>
+          <w:p>
+            <w:r/>
+            <w:r>
+              <w:rPr>
+                <w:rFonts w:ascii="微软雅黑" w:hAnsi="微软雅黑" w:eastAsia="微软雅黑"/>
+                <w:sz w:val="18"/>
+              </w:rPr>
+              <w:t>MOD-08、API-21~API-26、API-42~API-44、FLOW-02/05/06/09</w:t>
+            </w:r>
+          </w:p>
+        </w:tc>
+      </w:tr>
+      <w:tr>
+        <w:tc>
+          <w:tcPr>
+            <w:tcW w:type="dxa" w:w="2523"/>
+          </w:tcPr>
+          <w:p>
+            <w:r/>
+            <w:r>
+              <w:rPr>
+                <w:rFonts w:ascii="Consolas" w:hAnsi="Consolas" w:eastAsia="Consolas"/>
+                <w:sz w:val="18"/>
+              </w:rPr>
+              <w:t>tests/logic.test.mjs</w:t>
+            </w:r>
+          </w:p>
+        </w:tc>
+        <w:tc>
+          <w:tcPr>
+            <w:tcW w:type="dxa" w:w="2523"/>
+          </w:tcPr>
+          <w:p>
+            <w:r/>
+            <w:r>
+              <w:rPr>
+                <w:rFonts w:ascii="微软雅黑" w:hAnsi="微软雅黑" w:eastAsia="微软雅黑"/>
+                <w:sz w:val="18"/>
+              </w:rPr>
+              <w:t>16.1 KB</w:t>
+            </w:r>
+          </w:p>
+        </w:tc>
+        <w:tc>
+          <w:tcPr>
+            <w:tcW w:type="dxa" w:w="2523"/>
+          </w:tcPr>
+          <w:p>
+            <w:r/>
+            <w:r>
+              <w:rPr>
+                <w:rFonts w:ascii="微软雅黑" w:hAnsi="微软雅黑" w:eastAsia="微软雅黑"/>
+                <w:b/>
+                <w:sz w:val="18"/>
+              </w:rPr>
+              <w:t>64 项</w:t>
+            </w:r>
+            <w:r>
+              <w:rPr>
+                <w:rFonts w:ascii="微软雅黑" w:hAnsi="微软雅黑" w:eastAsia="微软雅黑"/>
+                <w:sz w:val="18"/>
+              </w:rPr>
+              <w:t>领域层断言（含边界与属性测试）</w:t>
+            </w:r>
+          </w:p>
+        </w:tc>
+        <w:tc>
+          <w:tcPr>
+            <w:tcW w:type="dxa" w:w="2523"/>
+          </w:tcPr>
+          <w:p>
+            <w:r/>
+            <w:r>
+              <w:rPr>
+                <w:rFonts w:ascii="微软雅黑" w:hAnsi="微软雅黑" w:eastAsia="微软雅黑"/>
+                <w:sz w:val="18"/>
+              </w:rPr>
+              <w:t>TEST-01/02/08</w:t>
+            </w:r>
+          </w:p>
+        </w:tc>
+      </w:tr>
+      <w:tr>
+        <w:tc>
+          <w:tcPr>
+            <w:tcW w:type="dxa" w:w="2523"/>
+          </w:tcPr>
+          <w:p>
+            <w:r/>
+            <w:r>
+              <w:rPr>
+                <w:rFonts w:ascii="Consolas" w:hAnsi="Consolas" w:eastAsia="Consolas"/>
+                <w:sz w:val="18"/>
+              </w:rPr>
+              <w:t>tests/settlement.test.mjs</w:t>
+            </w:r>
+          </w:p>
+        </w:tc>
+        <w:tc>
+          <w:tcPr>
+            <w:tcW w:type="dxa" w:w="2523"/>
+          </w:tcPr>
+          <w:p>
+            <w:r/>
+            <w:r>
+              <w:rPr>
+                <w:rFonts w:ascii="微软雅黑" w:hAnsi="微软雅黑" w:eastAsia="微软雅黑"/>
+                <w:sz w:val="18"/>
+              </w:rPr>
+              <w:t>6.5 KB</w:t>
+            </w:r>
+          </w:p>
+        </w:tc>
+        <w:tc>
+          <w:tcPr>
+            <w:tcW w:type="dxa" w:w="2523"/>
+          </w:tcPr>
+          <w:p>
+            <w:r/>
+            <w:r>
+              <w:rPr>
+                <w:rFonts w:ascii="微软雅黑" w:hAnsi="微软雅黑" w:eastAsia="微软雅黑"/>
+                <w:b/>
+                <w:sz w:val="18"/>
+              </w:rPr>
+              <w:t>46 项</w:t>
+            </w:r>
+            <w:r>
+              <w:rPr>
+                <w:rFonts w:ascii="微软雅黑" w:hAnsi="微软雅黑" w:eastAsia="微软雅黑"/>
+                <w:sz w:val="18"/>
+              </w:rPr>
+              <w:t>应用层结算断言（金币/星级下限/解锁/两榜/重置/目标判定）</w:t>
+            </w:r>
+          </w:p>
+        </w:tc>
+        <w:tc>
+          <w:tcPr>
+            <w:tcW w:type="dxa" w:w="2523"/>
+          </w:tcPr>
+          <w:p>
+            <w:r/>
+            <w:r>
+              <w:rPr>
+                <w:rFonts w:ascii="微软雅黑" w:hAnsi="微软雅黑" w:eastAsia="微软雅黑"/>
+                <w:sz w:val="18"/>
+              </w:rPr>
+              <w:t>TEST-01、AC-14、AC-16~AC-20、AC-27</w:t>
+            </w:r>
+          </w:p>
+        </w:tc>
+      </w:tr>
+      <w:tr>
+        <w:tc>
+          <w:tcPr>
+            <w:tcW w:type="dxa" w:w="2523"/>
+          </w:tcPr>
+          <w:p>
+            <w:r/>
+            <w:r>
+              <w:rPr>
+                <w:rFonts w:ascii="Consolas" w:hAnsi="Consolas" w:eastAsia="Consolas"/>
+                <w:sz w:val="18"/>
+              </w:rPr>
+              <w:t>tests/api-conformance.test.mjs</w:t>
+            </w:r>
+          </w:p>
+        </w:tc>
+        <w:tc>
+          <w:tcPr>
+            <w:tcW w:type="dxa" w:w="2523"/>
+          </w:tcPr>
+          <w:p>
+            <w:r/>
+            <w:r>
+              <w:rPr>
+                <w:rFonts w:ascii="微软雅黑" w:hAnsi="微软雅黑" w:eastAsia="微软雅黑"/>
+                <w:sz w:val="18"/>
+              </w:rPr>
+              <w:t>4.9 KB</w:t>
+            </w:r>
+          </w:p>
+        </w:tc>
+        <w:tc>
+          <w:tcPr>
+            <w:tcW w:type="dxa" w:w="2523"/>
+          </w:tcPr>
+          <w:p>
+            <w:r/>
+            <w:r>
+              <w:rPr>
+                <w:rFonts w:ascii="微软雅黑" w:hAnsi="微软雅黑" w:eastAsia="微软雅黑"/>
+                <w:b/>
+                <w:sz w:val="18"/>
+              </w:rPr>
+              <w:t>51 条</w:t>
+            </w:r>
+            <w:r>
+              <w:rPr>
+                <w:rFonts w:ascii="微软雅黑" w:hAnsi="微软雅黑" w:eastAsia="微软雅黑"/>
+                <w:sz w:val="18"/>
+              </w:rPr>
+              <w:t>接口一致性比对（设计文档 §6.1 ↔ 代码导出符号）</w:t>
+            </w:r>
+          </w:p>
+        </w:tc>
+        <w:tc>
+          <w:tcPr>
+            <w:tcW w:type="dxa" w:w="2523"/>
+          </w:tcPr>
+          <w:p>
+            <w:r/>
+            <w:r>
+              <w:rPr>
+                <w:rFonts w:ascii="微软雅黑" w:hAnsi="微软雅黑" w:eastAsia="微软雅黑"/>
+                <w:sz w:val="18"/>
+              </w:rPr>
+              <w:t>TEST-09</w:t>
+            </w:r>
+          </w:p>
+        </w:tc>
+      </w:tr>
+      <w:tr>
+        <w:tc>
+          <w:tcPr>
+            <w:tcW w:type="dxa" w:w="2523"/>
+          </w:tcPr>
+          <w:p>
+            <w:r/>
+            <w:r>
+              <w:rPr>
+                <w:rFonts w:ascii="Consolas" w:hAnsi="Consolas" w:eastAsia="Consolas"/>
+                <w:sz w:val="18"/>
+              </w:rPr>
+              <w:t>tests/wiring.test.mjs</w:t>
+            </w:r>
+          </w:p>
+        </w:tc>
+        <w:tc>
+          <w:tcPr>
+            <w:tcW w:type="dxa" w:w="2523"/>
+          </w:tcPr>
+          <w:p>
+            <w:r/>
+            <w:r>
+              <w:rPr>
+                <w:rFonts w:ascii="微软雅黑" w:hAnsi="微软雅黑" w:eastAsia="微软雅黑"/>
+                <w:sz w:val="18"/>
+              </w:rPr>
+              <w:t>3.6 KB</w:t>
+            </w:r>
+          </w:p>
+        </w:tc>
+        <w:tc>
+          <w:tcPr>
+            <w:tcW w:type="dxa" w:w="2523"/>
+          </w:tcPr>
+          <w:p>
+            <w:r/>
+            <w:r>
+              <w:rPr>
+                <w:rFonts w:ascii="微软雅黑" w:hAnsi="微软雅黑" w:eastAsia="微软雅黑"/>
+                <w:b/>
+                <w:sz w:val="18"/>
+              </w:rPr>
+              <w:t>9 项</w:t>
+            </w:r>
+            <w:r>
+              <w:rPr>
+                <w:rFonts w:ascii="微软雅黑" w:hAnsi="微软雅黑" w:eastAsia="微软雅黑"/>
+                <w:sz w:val="18"/>
+              </w:rPr>
+              <w:t>页面接线校验（元素 id / 资源路径 / 预缓存清单 / Node 可导入）</w:t>
+            </w:r>
+          </w:p>
+        </w:tc>
+        <w:tc>
+          <w:tcPr>
+            <w:tcW w:type="dxa" w:w="2523"/>
+          </w:tcPr>
+          <w:p>
+            <w:r/>
+            <w:r>
+              <w:rPr>
+                <w:rFonts w:ascii="微软雅黑" w:hAnsi="微软雅黑" w:eastAsia="微软雅黑"/>
+                <w:sz w:val="18"/>
+              </w:rPr>
+              <w:t>TEST-03</w:t>
+            </w:r>
+          </w:p>
+        </w:tc>
+      </w:tr>
+      <w:tr>
+        <w:tc>
+          <w:tcPr>
+            <w:tcW w:type="dxa" w:w="2523"/>
+          </w:tcPr>
+          <w:p>
+            <w:r/>
+            <w:r>
+              <w:rPr>
+                <w:rFonts w:ascii="Consolas" w:hAnsi="Consolas" w:eastAsia="Consolas"/>
+                <w:sz w:val="18"/>
+              </w:rPr>
+              <w:t>tests/sim-player.mjs</w:t>
+            </w:r>
+          </w:p>
+        </w:tc>
+        <w:tc>
+          <w:tcPr>
+            <w:tcW w:type="dxa" w:w="2523"/>
+          </w:tcPr>
+          <w:p>
+            <w:r/>
+            <w:r>
+              <w:rPr>
+                <w:rFonts w:ascii="微软雅黑" w:hAnsi="微软雅黑" w:eastAsia="微软雅黑"/>
+                <w:sz w:val="18"/>
+              </w:rPr>
+              <w:t>2.8 KB</w:t>
+            </w:r>
+          </w:p>
+        </w:tc>
+        <w:tc>
+          <w:tcPr>
+            <w:tcW w:type="dxa" w:w="2523"/>
+          </w:tcPr>
+          <w:p>
+            <w:r/>
+            <w:r>
+              <w:rPr>
+                <w:rFonts w:ascii="微软雅黑" w:hAnsi="微软雅黑" w:eastAsia="微软雅黑"/>
+                <w:sz w:val="18"/>
+              </w:rPr>
+              <w:t>贪心 / 休闲模拟玩家</w:t>
+            </w:r>
+          </w:p>
+        </w:tc>
+        <w:tc>
+          <w:tcPr>
+            <w:tcW w:type="dxa" w:w="2523"/>
+          </w:tcPr>
+          <w:p>
+            <w:r/>
+            <w:r>
+              <w:rPr>
+                <w:rFonts w:ascii="微软雅黑" w:hAnsi="微软雅黑" w:eastAsia="微软雅黑"/>
+                <w:sz w:val="18"/>
+              </w:rPr>
+              <w:t>§8.3 模拟玩家模型（实验一）</w:t>
+            </w:r>
+          </w:p>
+        </w:tc>
+      </w:tr>
+      <w:tr>
+        <w:tc>
+          <w:tcPr>
+            <w:tcW w:type="dxa" w:w="2523"/>
+          </w:tcPr>
+          <w:p>
+            <w:r/>
+            <w:r>
+              <w:rPr>
+                <w:rFonts w:ascii="Consolas" w:hAnsi="Consolas" w:eastAsia="Consolas"/>
+                <w:sz w:val="18"/>
+              </w:rPr>
+              <w:t>tests/calibrate-levels.mjs</w:t>
+            </w:r>
+          </w:p>
+        </w:tc>
+        <w:tc>
+          <w:tcPr>
+            <w:tcW w:type="dxa" w:w="2523"/>
+          </w:tcPr>
+          <w:p>
+            <w:r/>
+            <w:r>
+              <w:rPr>
+                <w:rFonts w:ascii="微软雅黑" w:hAnsi="微软雅黑" w:eastAsia="微软雅黑"/>
+                <w:sz w:val="18"/>
+              </w:rPr>
+              <w:t>8.0 KB</w:t>
+            </w:r>
+          </w:p>
+        </w:tc>
+        <w:tc>
+          <w:tcPr>
+            <w:tcW w:type="dxa" w:w="2523"/>
+          </w:tcPr>
+          <w:p>
+            <w:r/>
+            <w:r>
+              <w:rPr>
+                <w:rFonts w:ascii="微软雅黑" w:hAnsi="微软雅黑" w:eastAsia="微软雅黑"/>
+                <w:sz w:val="18"/>
+              </w:rPr>
+              <w:t>目标值与星级基准不动点校准</w:t>
+            </w:r>
+          </w:p>
+        </w:tc>
+        <w:tc>
+          <w:tcPr>
+            <w:tcW w:type="dxa" w:w="2523"/>
+          </w:tcPr>
+          <w:p>
+            <w:r/>
+            <w:r>
+              <w:rPr>
+                <w:rFonts w:ascii="微软雅黑" w:hAnsi="微软雅黑" w:eastAsia="微软雅黑"/>
+                <w:sz w:val="18"/>
+              </w:rPr>
+              <w:t>TEST-04、DATA-01</w:t>
+            </w:r>
+          </w:p>
+        </w:tc>
+      </w:tr>
+      <w:tr>
+        <w:tc>
+          <w:tcPr>
+            <w:tcW w:type="dxa" w:w="2523"/>
+          </w:tcPr>
+          <w:p>
+            <w:r/>
+            <w:r>
+              <w:rPr>
+                <w:rFonts w:ascii="Consolas" w:hAnsi="Consolas" w:eastAsia="Consolas"/>
+                <w:sz w:val="18"/>
+              </w:rPr>
+              <w:t>tests/smoke.mjs</w:t>
+            </w:r>
+          </w:p>
+        </w:tc>
+        <w:tc>
+          <w:tcPr>
+            <w:tcW w:type="dxa" w:w="2523"/>
+          </w:tcPr>
+          <w:p>
+            <w:r/>
+            <w:r>
+              <w:rPr>
+                <w:rFonts w:ascii="微软雅黑" w:hAnsi="微软雅黑" w:eastAsia="微软雅黑"/>
+                <w:sz w:val="18"/>
+              </w:rPr>
+              <w:t>2.0 KB</w:t>
+            </w:r>
+          </w:p>
+        </w:tc>
+        <w:tc>
+          <w:tcPr>
+            <w:tcW w:type="dxa" w:w="2523"/>
+          </w:tcPr>
+          <w:p>
+            <w:r/>
+            <w:r>
+              <w:rPr>
+                <w:rFonts w:ascii="微软雅黑" w:hAnsi="微软雅黑" w:eastAsia="微软雅黑"/>
+                <w:sz w:val="18"/>
+              </w:rPr>
+              <w:t>启动与基本流程烟测</w:t>
+            </w:r>
+          </w:p>
+        </w:tc>
+        <w:tc>
+          <w:tcPr>
+            <w:tcW w:type="dxa" w:w="2523"/>
+          </w:tcPr>
+          <w:p>
+            <w:r/>
+            <w:r>
+              <w:rPr>
+                <w:rFonts w:ascii="微软雅黑" w:hAnsi="微软雅黑" w:eastAsia="微软雅黑"/>
+                <w:sz w:val="18"/>
+              </w:rPr>
+              <w:t>TEST-03</w:t>
+            </w:r>
+          </w:p>
+        </w:tc>
+      </w:tr>
+      <w:tr>
+        <w:tc>
+          <w:tcPr>
+            <w:tcW w:type="dxa" w:w="2523"/>
+          </w:tcPr>
+          <w:p>
+            <w:r/>
+            <w:r>
+              <w:rPr>
+                <w:rFonts w:ascii="Consolas" w:hAnsi="Consolas" w:eastAsia="Consolas"/>
+                <w:sz w:val="18"/>
+              </w:rPr>
+              <w:t>tests/calibration-table.md</w:t>
+            </w:r>
+            <w:r>
+              <w:rPr>
+                <w:rFonts w:ascii="微软雅黑" w:hAnsi="微软雅黑" w:eastAsia="微软雅黑"/>
+                <w:sz w:val="18"/>
+              </w:rPr>
+              <w:t xml:space="preserve"> / </w:t>
+            </w:r>
+            <w:r>
+              <w:rPr>
+                <w:rFonts w:ascii="Consolas" w:hAnsi="Consolas" w:eastAsia="Consolas"/>
+                <w:sz w:val="18"/>
+              </w:rPr>
+              <w:t>last-run-*.txt</w:t>
+            </w:r>
+          </w:p>
+        </w:tc>
+        <w:tc>
+          <w:tcPr>
+            <w:tcW w:type="dxa" w:w="2523"/>
+          </w:tcPr>
+          <w:p>
+            <w:r/>
+            <w:r>
+              <w:rPr>
+                <w:rFonts w:ascii="微软雅黑" w:hAnsi="微软雅黑" w:eastAsia="微软雅黑"/>
+                <w:sz w:val="18"/>
+              </w:rPr>
+              <w:t>—</w:t>
+            </w:r>
+          </w:p>
+        </w:tc>
+        <w:tc>
+          <w:tcPr>
+            <w:tcW w:type="dxa" w:w="2523"/>
+          </w:tcPr>
+          <w:p>
+            <w:r/>
+            <w:r>
+              <w:rPr>
+                <w:rFonts w:ascii="微软雅黑" w:hAnsi="微软雅黑" w:eastAsia="微软雅黑"/>
+                <w:sz w:val="18"/>
+              </w:rPr>
+              <w:t>校准输出与上次运行日志</w:t>
+            </w:r>
+          </w:p>
+        </w:tc>
+        <w:tc>
+          <w:tcPr>
+            <w:tcW w:type="dxa" w:w="2523"/>
+          </w:tcPr>
+          <w:p>
+            <w:r/>
+            <w:r>
+              <w:rPr>
+                <w:rFonts w:ascii="微软雅黑" w:hAnsi="微软雅黑" w:eastAsia="微软雅黑"/>
+                <w:sz w:val="18"/>
+              </w:rPr>
+              <w:t>本文档第 3 节数据来源</w:t>
+            </w:r>
+          </w:p>
+        </w:tc>
+      </w:tr>
+      <w:tr>
+        <w:tc>
+          <w:tcPr>
+            <w:tcW w:type="dxa" w:w="2523"/>
+          </w:tcPr>
+          <w:p>
+            <w:r/>
+            <w:r>
+              <w:rPr>
+                <w:rFonts w:ascii="Consolas" w:hAnsi="Consolas" w:eastAsia="Consolas"/>
+                <w:sz w:val="18"/>
+              </w:rPr>
               <w:t>package.json</w:t>
             </w:r>
             <w:r>
@@ -7515,7 +8105,7 @@
                 <w:rFonts w:ascii="微软雅黑" w:hAnsi="微软雅黑" w:eastAsia="微软雅黑"/>
                 <w:sz w:val="18"/>
               </w:rPr>
-              <w:t>；实现说明与待完成清单</w:t>
+              <w:t>；实现说明、运行方式与可验证项现状</w:t>
             </w:r>
           </w:p>
         </w:tc>
@@ -7553,7 +8143,7 @@
           <w:color w:val="404040"/>
           <w:sz w:val="19"/>
         </w:rPr>
-        <w:t>实现边界（如实声明）</w:t>
+        <w:t>实现进度（如实声明）</w:t>
       </w:r>
       <w:r>
         <w:rPr>
@@ -7577,7 +8167,7 @@
           <w:color w:val="404040"/>
           <w:sz w:val="19"/>
         </w:rPr>
-        <w:t xml:space="preserve"> 目前完成的是</w:t>
+        <w:t xml:space="preserve"> 现已完成</w:t>
       </w:r>
       <w:r>
         <w:rPr>
@@ -7586,7 +8176,7 @@
           <w:color w:val="404040"/>
           <w:sz w:val="19"/>
         </w:rPr>
-        <w:t>领域层 + 数据层</w:t>
+        <w:t>领域层 + 数据层 + 表现层 + 应用层</w:t>
       </w:r>
       <w:r>
         <w:rPr>
@@ -7594,7 +8184,23 @@
           <w:color w:val="404040"/>
           <w:sz w:val="19"/>
         </w:rPr>
-        <w:t>（config/score/levels/board/storage）与其测试；</w:t>
+        <w:t xml:space="preserve">（8 个 </w:t>
+      </w:r>
+      <w:r>
+        <w:rPr>
+          <w:rFonts w:ascii="Consolas" w:hAnsi="Consolas" w:eastAsia="Consolas"/>
+          <w:color w:val="404040"/>
+          <w:sz w:val="19"/>
+        </w:rPr>
+        <w:t>src/</w:t>
+      </w:r>
+      <w:r>
+        <w:rPr>
+          <w:rFonts w:ascii="微软雅黑" w:hAnsi="微软雅黑" w:eastAsia="微软雅黑"/>
+          <w:color w:val="404040"/>
+          <w:sz w:val="19"/>
+        </w:rPr>
+        <w:t xml:space="preserve"> 模块 + 入口页面 + 样式 + Service Worker），四套自动化验证合计 </w:t>
       </w:r>
       <w:r>
         <w:rPr>
@@ -7603,7 +8209,7 @@
           <w:color w:val="404040"/>
           <w:sz w:val="19"/>
         </w:rPr>
-        <w:t>表现层与应用层</w:t>
+        <w:t>170 项断言全部通过</w:t>
       </w:r>
       <w:r>
         <w:rPr>
@@ -7611,7 +8217,30 @@
           <w:color w:val="404040"/>
           <w:sz w:val="19"/>
         </w:rPr>
-        <w:t>（</w:t>
+        <w:t>（领域 64 + 应用层 46 + 接口一致性 51 + 页面接线 9）。</w:t>
+      </w:r>
+    </w:p>
+    <w:p>
+      <w:pPr>
+        <w:spacing w:after="40"/>
+        <w:ind w:left="283"/>
+      </w:pPr>
+      <w:r>
+        <w:rPr>
+          <w:rFonts w:ascii="微软雅黑" w:hAnsi="微软雅黑" w:eastAsia="微软雅黑"/>
+          <w:b/>
+          <w:color w:val="404040"/>
+          <w:sz w:val="19"/>
+        </w:rPr>
+        <w:t>运行方式</w:t>
+      </w:r>
+      <w:r>
+        <w:rPr>
+          <w:rFonts w:ascii="微软雅黑" w:hAnsi="微软雅黑" w:eastAsia="微软雅黑"/>
+          <w:color w:val="404040"/>
+          <w:sz w:val="19"/>
+        </w:rPr>
+        <w:t>：因使用原生 ES 模块，页面必须由静态服务器提供（</w:t>
       </w:r>
       <w:r>
         <w:rPr>
@@ -7619,7 +8248,7 @@
           <w:color w:val="404040"/>
           <w:sz w:val="19"/>
         </w:rPr>
-        <w:t>ui.js</w:t>
+        <w:t>file://</w:t>
       </w:r>
       <w:r>
         <w:rPr>
@@ -7627,7 +8256,7 @@
           <w:color w:val="404040"/>
           <w:sz w:val="19"/>
         </w:rPr>
-        <w:t>、</w:t>
+        <w:t xml:space="preserve"> 会被浏览器 CORS 策略拒绝加载模块脚本）：</w:t>
       </w:r>
       <w:r>
         <w:rPr>
@@ -7635,7 +8264,7 @@
           <w:color w:val="404040"/>
           <w:sz w:val="19"/>
         </w:rPr>
-        <w:t>main.js</w:t>
+        <w:t>cd 05_game_源码 &amp;&amp; python -m http.server 8000</w:t>
       </w:r>
       <w:r>
         <w:rPr>
@@ -7643,7 +8272,7 @@
           <w:color w:val="404040"/>
           <w:sz w:val="19"/>
         </w:rPr>
-        <w:t>、</w:t>
+        <w:t xml:space="preserve">，浏览器访问 </w:t>
       </w:r>
       <w:r>
         <w:rPr>
@@ -7651,7 +8280,7 @@
           <w:color w:val="404040"/>
           <w:sz w:val="19"/>
         </w:rPr>
-        <w:t>audio.js</w:t>
+        <w:t>http://localhost:8000</w:t>
       </w:r>
       <w:r>
         <w:rPr>
@@ -7659,15 +8288,22 @@
           <w:color w:val="404040"/>
           <w:sz w:val="19"/>
         </w:rPr>
-        <w:t>、</w:t>
+        <w:t>。</w:t>
       </w:r>
+    </w:p>
+    <w:p>
+      <w:pPr>
+        <w:spacing w:after="40"/>
+        <w:ind w:left="283"/>
+      </w:pPr>
       <w:r>
         <w:rPr>
-          <w:rFonts w:ascii="Consolas" w:hAnsi="Consolas" w:eastAsia="Consolas"/>
+          <w:rFonts w:ascii="微软雅黑" w:hAnsi="微软雅黑" w:eastAsia="微软雅黑"/>
+          <w:b/>
           <w:color w:val="404040"/>
           <w:sz w:val="19"/>
         </w:rPr>
-        <w:t>index.html</w:t>
+        <w:t>仍未执行</w:t>
       </w:r>
       <w:r>
         <w:rPr>
@@ -7675,24 +8311,7 @@
           <w:color w:val="404040"/>
           <w:sz w:val="19"/>
         </w:rPr>
-        <w:t>）尚未实现，因此 TEST-05（性能与兼容）、TEST-06（离线与降级）、TEST-07（可用性）</w:t>
-      </w:r>
-      <w:r>
-        <w:rPr>
-          <w:rFonts w:ascii="微软雅黑" w:hAnsi="微软雅黑" w:eastAsia="微软雅黑"/>
-          <w:b/>
-          <w:color w:val="404040"/>
-          <w:sz w:val="19"/>
-        </w:rPr>
-        <w:t>尚未执行</w:t>
-      </w:r>
-      <w:r>
-        <w:rPr>
-          <w:rFonts w:ascii="微软雅黑" w:hAnsi="微软雅黑" w:eastAsia="微软雅黑"/>
-          <w:color w:val="404040"/>
-          <w:sz w:val="19"/>
-        </w:rPr>
-        <w:t>，文档中相应位置已标注"待实测"，未以设计目标冒充实测结论。</w:t>
+        <w:t>：TEST-05（性能与兼容）、TEST-06（离线与降级）需真机与网络条件，按《01_设计文档》§9.2 前置条件表执行；TEST-07（即实验一核实项 V-12 可用性测试）界面已就绪、待招募同学执行。以上均已在文档中标注"待实测"，未以设计目标冒充实测结论。</w:t>
       </w:r>
     </w:p>
     <w:p>
@@ -7822,7 +8441,7 @@
                 <w:rFonts w:ascii="微软雅黑" w:hAnsi="微软雅黑" w:eastAsia="微软雅黑"/>
                 <w:sz w:val="18"/>
               </w:rPr>
-              <w:t>✅ 64 项断言全通过</w:t>
+              <w:t>✅ 领域层 64 项断言全通过</w:t>
             </w:r>
           </w:p>
         </w:tc>
@@ -7854,7 +8473,7 @@
                 <w:rFonts w:ascii="微软雅黑" w:hAnsi="微软雅黑" w:eastAsia="微软雅黑"/>
                 <w:sz w:val="18"/>
               </w:rPr>
-              <w:t>关卡目标值与星级基准校准（贪心/休闲通关率、星级分布）</w:t>
+              <w:t>结算与排行榜（AC-14、AC-16~AC-20）、设置与重置（AC-27）、目标判定（FR-05-3/4）</w:t>
             </w:r>
           </w:p>
         </w:tc>
@@ -7869,7 +8488,7 @@
                 <w:rFonts w:ascii="微软雅黑" w:hAnsi="微软雅黑" w:eastAsia="微软雅黑"/>
                 <w:sz w:val="18"/>
               </w:rPr>
-              <w:t>✅ 连续两次运行一致</w:t>
+              <w:t>✅ 应用层 46 项断言全通过</w:t>
             </w:r>
           </w:p>
         </w:tc>
@@ -7886,7 +8505,7 @@
                 <w:rFonts w:ascii="微软雅黑" w:hAnsi="微软雅黑" w:eastAsia="微软雅黑"/>
                 <w:sz w:val="18"/>
               </w:rPr>
-              <w:t>待实测（需表现层）</w:t>
+              <w:t>已实测（可复跑）</w:t>
             </w:r>
           </w:p>
         </w:tc>
@@ -7901,7 +8520,7 @@
                 <w:rFonts w:ascii="微软雅黑" w:hAnsi="微软雅黑" w:eastAsia="微软雅黑"/>
                 <w:sz w:val="18"/>
               </w:rPr>
-              <w:t>首屏 ≤2 s、帧率 ≥50 fps、内存 ≤150 MB、包体 ≤3 MB、离线可玩、兼容矩阵、200 次保存</w:t>
+              <w:t>设计文档 §6.1 接口清单 ↔ 代码导出符号逐条比对（51 条）；页面接线与资源路径（9 项）</w:t>
             </w:r>
           </w:p>
         </w:tc>
@@ -7916,7 +8535,7 @@
                 <w:rFonts w:ascii="微软雅黑" w:hAnsi="微软雅黑" w:eastAsia="微软雅黑"/>
                 <w:sz w:val="18"/>
               </w:rPr>
-              <w:t>⏳ 待界面实现后按《01_设计文档》§9.2 前置条件表执行</w:t>
+              <w:t>✅ 全部匹配</w:t>
             </w:r>
           </w:p>
         </w:tc>
@@ -7933,7 +8552,7 @@
                 <w:rFonts w:ascii="微软雅黑" w:hAnsi="微软雅黑" w:eastAsia="微软雅黑"/>
                 <w:sz w:val="18"/>
               </w:rPr>
-              <w:t>待实测（需 UI 完成后招募）</w:t>
+              <w:t>已实测（可复跑）</w:t>
             </w:r>
           </w:p>
         </w:tc>
@@ -7948,7 +8567,7 @@
                 <w:rFonts w:ascii="微软雅黑" w:hAnsi="微软雅黑" w:eastAsia="微软雅黑"/>
                 <w:sz w:val="18"/>
               </w:rPr>
-              <w:t>NFR-03a 无引导 5 min 内过第 1 关（5 人中 ≥4 人）</w:t>
+              <w:t>关卡目标值与星级基准校准（贪心/休闲通关率、星级分布）</w:t>
             </w:r>
           </w:p>
         </w:tc>
@@ -7963,7 +8582,7 @@
                 <w:rFonts w:ascii="微软雅黑" w:hAnsi="微软雅黑" w:eastAsia="微软雅黑"/>
                 <w:sz w:val="18"/>
               </w:rPr>
-              <w:t>⏳ 对应实验一核实项 V-12</w:t>
+              <w:t>✅ 连续两次运行一致</w:t>
             </w:r>
           </w:p>
         </w:tc>
@@ -7980,6 +8599,100 @@
                 <w:rFonts w:ascii="微软雅黑" w:hAnsi="微软雅黑" w:eastAsia="微软雅黑"/>
                 <w:sz w:val="18"/>
               </w:rPr>
+              <w:t>待实测（需真机与网络条件）</w:t>
+            </w:r>
+          </w:p>
+        </w:tc>
+        <w:tc>
+          <w:tcPr>
+            <w:tcW w:type="dxa" w:w="3364"/>
+          </w:tcPr>
+          <w:p>
+            <w:r/>
+            <w:r>
+              <w:rPr>
+                <w:rFonts w:ascii="微软雅黑" w:hAnsi="微软雅黑" w:eastAsia="微软雅黑"/>
+                <w:sz w:val="18"/>
+              </w:rPr>
+              <w:t>首屏 ≤2 s、帧率 ≥50 fps、内存 ≤150 MB、包体 ≤3 MB、离线可玩、兼容矩阵、200 次保存</w:t>
+            </w:r>
+          </w:p>
+        </w:tc>
+        <w:tc>
+          <w:tcPr>
+            <w:tcW w:type="dxa" w:w="3364"/>
+          </w:tcPr>
+          <w:p>
+            <w:r/>
+            <w:r>
+              <w:rPr>
+                <w:rFonts w:ascii="微软雅黑" w:hAnsi="微软雅黑" w:eastAsia="微软雅黑"/>
+                <w:sz w:val="18"/>
+              </w:rPr>
+              <w:t>⏳ 界面已就绪，按《01_设计文档》§9.2 前置条件表（ENV-A/B/C）执行</w:t>
+            </w:r>
+          </w:p>
+        </w:tc>
+      </w:tr>
+      <w:tr>
+        <w:tc>
+          <w:tcPr>
+            <w:tcW w:type="dxa" w:w="3364"/>
+          </w:tcPr>
+          <w:p>
+            <w:r/>
+            <w:r>
+              <w:rPr>
+                <w:rFonts w:ascii="微软雅黑" w:hAnsi="微软雅黑" w:eastAsia="微软雅黑"/>
+                <w:sz w:val="18"/>
+              </w:rPr>
+              <w:t>待实测（需招募同学）</w:t>
+            </w:r>
+          </w:p>
+        </w:tc>
+        <w:tc>
+          <w:tcPr>
+            <w:tcW w:type="dxa" w:w="3364"/>
+          </w:tcPr>
+          <w:p>
+            <w:r/>
+            <w:r>
+              <w:rPr>
+                <w:rFonts w:ascii="微软雅黑" w:hAnsi="微软雅黑" w:eastAsia="微软雅黑"/>
+                <w:sz w:val="18"/>
+              </w:rPr>
+              <w:t>NFR-03a 无引导 5 min 内过第 1 关（5 人中 ≥4 人）</w:t>
+            </w:r>
+          </w:p>
+        </w:tc>
+        <w:tc>
+          <w:tcPr>
+            <w:tcW w:type="dxa" w:w="3364"/>
+          </w:tcPr>
+          <w:p>
+            <w:r/>
+            <w:r>
+              <w:rPr>
+                <w:rFonts w:ascii="微软雅黑" w:hAnsi="微软雅黑" w:eastAsia="微软雅黑"/>
+                <w:sz w:val="18"/>
+              </w:rPr>
+              <w:t>⏳ 对应实验一核实项 V-12；界面已就绪，可随时执行</w:t>
+            </w:r>
+          </w:p>
+        </w:tc>
+      </w:tr>
+      <w:tr>
+        <w:tc>
+          <w:tcPr>
+            <w:tcW w:type="dxa" w:w="3364"/>
+          </w:tcPr>
+          <w:p>
+            <w:r/>
+            <w:r>
+              <w:rPr>
+                <w:rFonts w:ascii="微软雅黑" w:hAnsi="微软雅黑" w:eastAsia="微软雅黑"/>
+                <w:sz w:val="18"/>
+              </w:rPr>
               <w:t>未做（范围外）</w:t>
             </w:r>
           </w:p>
@@ -8017,14 +8730,28 @@
                 <w:rFonts w:ascii="Consolas" w:hAnsi="Consolas" w:eastAsia="Consolas"/>
                 <w:sz w:val="18"/>
               </w:rPr>
-              <w:t>tools/md2docx.py</w:t>
-            </w:r>
-            <w:r>
-              <w:rPr>
-                <w:rFonts w:ascii="微软雅黑" w:hAnsi="微软雅黑" w:eastAsia="微软雅黑"/>
-                <w:sz w:val="18"/>
-              </w:rPr>
-              <w:t xml:space="preserve"> 由同一源生成并通过结构校验</w:t>
+              <w:t>07_tools/md2docx.py</w:t>
+            </w:r>
+            <w:r>
+              <w:rPr>
+                <w:rFonts w:ascii="微软雅黑" w:hAnsi="微软雅黑" w:eastAsia="微软雅黑"/>
+                <w:sz w:val="18"/>
+              </w:rPr>
+              <w:t xml:space="preserve"> 由同一源生成并通过结构校验（输出见 </w:t>
+            </w:r>
+            <w:r>
+              <w:rPr>
+                <w:rFonts w:ascii="Consolas" w:hAnsi="Consolas" w:eastAsia="Consolas"/>
+                <w:sz w:val="18"/>
+              </w:rPr>
+              <w:t>07_tools/checks/</w:t>
+            </w:r>
+            <w:r>
+              <w:rPr>
+                <w:rFonts w:ascii="微软雅黑" w:hAnsi="微软雅黑" w:eastAsia="微软雅黑"/>
+                <w:sz w:val="18"/>
+              </w:rPr>
+              <w:t>）</w:t>
             </w:r>
           </w:p>
         </w:tc>
